--- a/materialien/Welt4_Schluesselproblem/2_Akten/KR_W4_Akte2_RSA_und_Hybrid.docx
+++ b/materialien/Welt4_Schluesselproblem/2_Akten/KR_W4_Akte2_RSA_und_Hybrid.docx
@@ -169,7 +169,7 @@
               <w:rPr>
                 <w:rFonts w:ascii="Georgia" w:hAnsi="Georgia" w:cs="Georgia" w:eastAsia="Georgia"/>
                 <w:b/>
-                <w:color w:val="1E7B4F"/>
+                <w:color w:val="14213D"/>
                 <w:sz w:val="34"/>
               </w:rPr>
               <w:t>RSA und das hybride Prinzip</w:t>
@@ -369,7 +369,7 @@
               <w:rPr>
                 <w:rFonts w:ascii="Georgia" w:hAnsi="Georgia" w:cs="Georgia" w:eastAsia="Georgia"/>
                 <w:b/>
-                <w:color w:val="1E7B4F"/>
+                <w:color w:val="14213D"/>
                 <w:spacing w:val="16"/>
                 <w:sz w:val="21"/>
               </w:rPr>
@@ -2011,7 +2011,7 @@
             <w:r>
               <w:rPr>
                 <w:rFonts w:ascii="Calibri" w:hAnsi="Calibri" w:cs="Calibri" w:eastAsia="Calibri"/>
-                <w:color w:val="B07D2B"/>
+                <w:color w:val="8A5F1A"/>
                 <w:sz w:val="20"/>
               </w:rPr>
               <w:t xml:space="preserve">  ★</w:t>
@@ -2365,7 +2365,7 @@
             <w:r>
               <w:rPr>
                 <w:rFonts w:ascii="Calibri" w:hAnsi="Calibri" w:cs="Calibri" w:eastAsia="Calibri"/>
-                <w:color w:val="B07D2B"/>
+                <w:color w:val="8A5F1A"/>
                 <w:sz w:val="20"/>
               </w:rPr>
               <w:t xml:space="preserve">  ★★</w:t>
@@ -2967,7 +2967,7 @@
               <w:rPr>
                 <w:rFonts w:ascii="Georgia" w:hAnsi="Georgia" w:cs="Georgia" w:eastAsia="Georgia"/>
                 <w:b/>
-                <w:color w:val="1E7B4F"/>
+                <w:color w:val="14213D"/>
                 <w:spacing w:val="16"/>
                 <w:sz w:val="21"/>
               </w:rPr>
@@ -3352,7 +3352,7 @@
             <w:r>
               <w:rPr>
                 <w:rFonts w:ascii="Calibri" w:hAnsi="Calibri" w:cs="Calibri" w:eastAsia="Calibri"/>
-                <w:color w:val="B07D2B"/>
+                <w:color w:val="8A5F1A"/>
                 <w:sz w:val="20"/>
               </w:rPr>
               <w:t xml:space="preserve">  ★</w:t>
@@ -3572,7 +3572,7 @@
             <w:r>
               <w:rPr>
                 <w:rFonts w:ascii="Calibri" w:hAnsi="Calibri" w:cs="Calibri" w:eastAsia="Calibri"/>
-                <w:color w:val="B07D2B"/>
+                <w:color w:val="8A5F1A"/>
                 <w:sz w:val="20"/>
               </w:rPr>
               <w:t xml:space="preserve">  ★★</w:t>
@@ -3800,7 +3800,7 @@
             <w:r>
               <w:rPr>
                 <w:rFonts w:ascii="Calibri" w:hAnsi="Calibri" w:cs="Calibri" w:eastAsia="Calibri"/>
-                <w:color w:val="B07D2B"/>
+                <w:color w:val="8A5F1A"/>
                 <w:sz w:val="20"/>
               </w:rPr>
               <w:t xml:space="preserve">  ★★</w:t>
@@ -4363,7 +4363,7 @@
               <w:rPr>
                 <w:rFonts w:ascii="Georgia" w:hAnsi="Georgia" w:cs="Georgia" w:eastAsia="Georgia"/>
                 <w:b/>
-                <w:color w:val="1E7B4F"/>
+                <w:color w:val="14213D"/>
                 <w:spacing w:val="16"/>
                 <w:sz w:val="21"/>
               </w:rPr>
@@ -4834,7 +4834,7 @@
             <w:r>
               <w:rPr>
                 <w:rFonts w:ascii="Calibri" w:hAnsi="Calibri" w:cs="Calibri" w:eastAsia="Calibri"/>
-                <w:color w:val="B07D2B"/>
+                <w:color w:val="8A5F1A"/>
                 <w:sz w:val="20"/>
               </w:rPr>
               <w:t xml:space="preserve">  ★★</w:t>
@@ -5878,7 +5878,7 @@
             <w:r>
               <w:rPr>
                 <w:rFonts w:ascii="Calibri" w:hAnsi="Calibri" w:cs="Calibri" w:eastAsia="Calibri"/>
-                <w:color w:val="B07D2B"/>
+                <w:color w:val="8A5F1A"/>
                 <w:sz w:val="20"/>
               </w:rPr>
               <w:t xml:space="preserve">  ★★★</w:t>
@@ -6315,7 +6315,7 @@
               <w:rPr>
                 <w:rFonts w:ascii="Georgia" w:hAnsi="Georgia" w:cs="Georgia" w:eastAsia="Georgia"/>
                 <w:b/>
-                <w:color w:val="1E7B4F"/>
+                <w:color w:val="14213D"/>
                 <w:spacing w:val="16"/>
                 <w:sz w:val="21"/>
               </w:rPr>
